--- a/docs/files/Non_Audit_Services_Policy__Policy_2026-09.docx
+++ b/docs/files/Non_Audit_Services_Policy__Policy_2026-09.docx
@@ -19,7 +19,7 @@
               <a:graphicData uri="http://schemas.openxmlformats.org/drawingml/2006/picture">
                 <pic:pic>
                   <pic:nvPicPr>
-                    <pic:cNvPr id="0" name="tmpbozhynro.png"/>
+                    <pic:cNvPr id="0" name="tmpnxsh2pts.png"/>
                     <pic:cNvPicPr/>
                   </pic:nvPicPr>
                   <pic:blipFill>
@@ -420,22 +420,6 @@
         <w:t>Governance and oversight of our NAS commitments are embedded across BioMar's operations. This policy is owned by Group Finance, with day-to-day implementation supported by local finance teams across all BioMar entities.</w:t>
       </w:r>
     </w:p>
-    <w:p>
-      <w:pPr>
-        <w:spacing w:after="200"/>
-        <w:jc w:val="both"/>
-      </w:pPr>
-      <w:r>
-        <w:rPr>
-          <w:rFonts w:ascii="Avenir Next LT Pro" w:hAnsi="Avenir Next LT Pro"/>
-          <w:b w:val="0"/>
-          <w:i w:val="0"/>
-          <w:color w:val="1C4076"/>
-          <w:sz w:val="22"/>
-        </w:rPr>
-        <w:t>Approved by the Audit Committee.</w:t>
-      </w:r>
-    </w:p>
     <w:sectPr>
       <w:headerReference w:type="default" r:id="rId10"/>
       <w:footerReference w:type="default" r:id="rId11"/>

--- a/docs/files/Non_Audit_Services_Policy__Policy_2026-09.docx
+++ b/docs/files/Non_Audit_Services_Policy__Policy_2026-09.docx
@@ -19,7 +19,7 @@
               <a:graphicData uri="http://schemas.openxmlformats.org/drawingml/2006/picture">
                 <pic:pic>
                   <pic:nvPicPr>
-                    <pic:cNvPr id="0" name="tmpnxsh2pts.png"/>
+                    <pic:cNvPr id="0" name="tmpnfaxud22.png"/>
                     <pic:cNvPicPr/>
                   </pic:nvPicPr>
                   <pic:blipFill>

--- a/docs/files/Non_Audit_Services_Policy__Policy_2026-09.docx
+++ b/docs/files/Non_Audit_Services_Policy__Policy_2026-09.docx
@@ -19,7 +19,7 @@
               <a:graphicData uri="http://schemas.openxmlformats.org/drawingml/2006/picture">
                 <pic:pic>
                   <pic:nvPicPr>
-                    <pic:cNvPr id="0" name="tmpnfaxud22.png"/>
+                    <pic:cNvPr id="0" name="tmpfvhpe64p.png"/>
                     <pic:cNvPicPr/>
                   </pic:nvPicPr>
                   <pic:blipFill>

--- a/docs/files/Non_Audit_Services_Policy__Policy_2026-09.docx
+++ b/docs/files/Non_Audit_Services_Policy__Policy_2026-09.docx
@@ -19,7 +19,7 @@
               <a:graphicData uri="http://schemas.openxmlformats.org/drawingml/2006/picture">
                 <pic:pic>
                   <pic:nvPicPr>
-                    <pic:cNvPr id="0" name="tmpfvhpe64p.png"/>
+                    <pic:cNvPr id="0" name="tmpfe1rl4t0.png"/>
                     <pic:cNvPicPr/>
                   </pic:nvPicPr>
                   <pic:blipFill>
@@ -70,8 +70,8 @@
     </w:p>
     <w:p>
       <w:pPr>
-        <w:pStyle w:val="ListBullet"/>
-        <w:spacing w:after="80"/>
+        <w:spacing w:after="200"/>
+        <w:jc w:val="both"/>
       </w:pPr>
       <w:r>
         <w:rPr>
@@ -81,13 +81,13 @@
           <w:color w:val="1C4076"/>
           <w:sz w:val="22"/>
         </w:rPr>
-        <w:t>Ensure responsible governance and pre-approval of non-audit services</w:t>
+        <w:t>1. Ensure responsible governance and pre-approval of non-audit services</w:t>
       </w:r>
     </w:p>
     <w:p>
       <w:pPr>
-        <w:pStyle w:val="ListBullet"/>
-        <w:spacing w:after="80"/>
+        <w:spacing w:after="200"/>
+        <w:jc w:val="both"/>
       </w:pPr>
       <w:r>
         <w:rPr>
@@ -97,13 +97,13 @@
           <w:color w:val="1C4076"/>
           <w:sz w:val="22"/>
         </w:rPr>
-        <w:t>Uphold auditor independence through clear service classification</w:t>
+        <w:t>2. Uphold auditor independence through clear service classification</w:t>
       </w:r>
     </w:p>
     <w:p>
       <w:pPr>
-        <w:pStyle w:val="ListBullet"/>
-        <w:spacing w:after="80"/>
+        <w:spacing w:after="200"/>
+        <w:jc w:val="both"/>
       </w:pPr>
       <w:r>
         <w:rPr>
@@ -113,7 +113,7 @@
           <w:color w:val="1C4076"/>
           <w:sz w:val="22"/>
         </w:rPr>
-        <w:t>Maintain proactive monitoring and transparent fee reporting</w:t>
+        <w:t>3. Maintain proactive monitoring and transparent fee reporting</w:t>
       </w:r>
     </w:p>
     <w:p>
